--- a/course_development/active_inference_family/03_patterns_in_play/08_planning/output/lab-protocols/08_planning-lab.docx
+++ b/course_development/active_inference_family/03_patterns_in_play/08_planning/output/lab-protocols/08_planning-lab.docx
@@ -4,32 +4,82 @@
   <w:body>
     <w:p>
       <w:r>
-        <w:t>Lab: Exploring Planning</w:t>
+        <w:t>Lab: The Ultimate Board Game</w:t>
       </w:r>
     </w:p>
     <w:p>
       <w:r>
-        <w:t>Objective</w:t>
+        <w:t>Goal</w:t>
       </w:r>
     </w:p>
     <w:p>
       <w:r>
-        <w:t>Design and simulate a simple agent that demonstrates the principles of Planning .</w:t>
+        <w:t>To design and build a playable board game.</w:t>
       </w:r>
     </w:p>
     <w:p>
       <w:r>
-        <w:t>Prerequisites</w:t>
+        <w:t>What You Need</w:t>
       </w:r>
     </w:p>
     <w:p>
       <w:r>
-        <w:t>Basic understanding of Python or a relevant simulation tool.  Familiarity with the formal definition of Planning.   Steps</w:t>
+        <w:t>A big piece of cardboard or paper.  Markers.  Coins or small toys (as players).  One die (or a spinner).   Steps</w:t>
       </w:r>
     </w:p>
     <w:p>
       <w:r>
-        <w:t>Define the Environment : Create a simple grid world or state space relevant to Family.  Define the Agent : Specify the agent's generative model, focusing on Planning.  Simulation : Run the agent for 100 timesteps.  Perturbation : Introduce a specific challenge to Planning (e.g., increased noise, occlusion).  Analysis : Plot the Free Energy over time. Does the agent successfully adapt?   Discussion Requirements</w:t>
+        <w:t>1. The Path</w:t>
+      </w:r>
+    </w:p>
+    <w:p>
+      <w:r>
+        <w:t>Draw a path from START to FINISH.</w:t>
+        <w:br/>
+        <w:t>Make it winding!</w:t>
+      </w:r>
+    </w:p>
+    <w:p>
+      <w:r>
+        <w:t>2. The Spaces (The Logic)</w:t>
+      </w:r>
+    </w:p>
+    <w:p>
+      <w:r>
+        <w:t>Color the spaces.</w:t>
+        <w:br/>
+        <w:t>Add Special Rules:</w:t>
+      </w:r>
+    </w:p>
+    <w:p>
+      <w:r>
+        <w:t>Red Space: "Go back 2 spaces." (Penalty).  Green Space: "Go forward 1 space." (Reward).  Blue Space: "Sing a song." (Action).   3. The Test</w:t>
+      </w:r>
+    </w:p>
+    <w:p>
+      <w:r>
+        <w:t>Play it with your family.</w:t>
+        <w:br/>
+        <w:t>Is it too short? Make the path longer.</w:t>
+        <w:br/>
+        <w:t>Is it too mean? Remove some Red Spaces.</w:t>
+        <w:br/>
+        <w:t>You are the Game Master!</w:t>
+      </w:r>
+    </w:p>
+    <w:p>
+      <w:r>
+        <w:t>Discussion</w:t>
+      </w:r>
+    </w:p>
+    <w:p>
+      <w:r>
+        <w:t>Did your rules work?  Did you have to clarify something during the game?  Writing clear rules is hard!   What We Learned</w:t>
+      </w:r>
+    </w:p>
+    <w:p>
+      <w:r>
+        <w:t>We are all Designers. We can change the game if we work together.</w:t>
       </w:r>
     </w:p>
     <w:sectPr>
